--- a/Knowledge/3-Work knowledge/1-Software Engineering/2-Testing/5-My Source/1-ISTQB Foundation Level/5-Test Management/5-Test Techniques/1-Types of Black-Box Techniques/1-Types of Black-Box Techniques.docx
+++ b/Knowledge/3-Work knowledge/1-Software Engineering/2-Testing/5-My Source/1-ISTQB Foundation Level/5-Test Management/5-Test Techniques/1-Types of Black-Box Techniques/1-Types of Black-Box Techniques.docx
@@ -34,60 +34,77 @@
       </w:pPr>
       <w:r>
         <w:rPr>
+          <w:rFonts w:ascii="Arial" w:eastAsia="Arial" w:hAnsi="Arial" w:cs="Arial"/>
           <w:b/>
-          <w:shd w:val="clear" w:color="auto" w:fill="B7B7B7"/>
+          <w:color w:val="000000"/>
+          <w:sz w:val="18"/>
+          <w:highlight w:val="lightGray"/>
         </w:rPr>
-        <w:t># Source</w:t>
+        <w:t># Source: AI Source: Provided by: [Data Path</w:t>
       </w:r>
       <w:r>
         <w:rPr>
-          <w:shd w:val="clear" w:color="auto" w:fill="B7B7B7"/>
+          <w:rFonts w:ascii="Arial" w:eastAsia="Arial" w:hAnsi="Arial" w:cs="Arial"/>
+          <w:color w:val="000000"/>
+          <w:sz w:val="18"/>
+          <w:highlight w:val="lightGray"/>
         </w:rPr>
-        <w:t xml:space="preserve">: </w:t>
-      </w:r>
-      <w:proofErr w:type="spellStart"/>
-      <w:r>
-        <w:rPr>
-          <w:b/>
-          <w:shd w:val="clear" w:color="auto" w:fill="B7B7B7"/>
-        </w:rPr>
-        <w:t>Chatgpt</w:t>
-      </w:r>
-      <w:proofErr w:type="spellEnd"/>
-      <w:r>
-        <w:rPr>
-          <w:b/>
-          <w:shd w:val="clear" w:color="auto" w:fill="B7B7B7"/>
-        </w:rPr>
-        <w:t xml:space="preserve"> </w:t>
+        <w:t xml:space="preserve">: Persons Table -&gt; ID Column: 1, Name_En Column: Motasem Essam] -&gt; </w:t>
       </w:r>
       <w:r>
         <w:rPr>
+          <w:rFonts w:ascii="Arial" w:eastAsia="Arial" w:hAnsi="Arial" w:cs="Arial"/>
           <w:b/>
-          <w:sz w:val="14"/>
-          <w:szCs w:val="14"/>
-          <w:shd w:val="clear" w:color="auto" w:fill="B7B7B7"/>
+          <w:color w:val="000000"/>
+          <w:sz w:val="18"/>
+          <w:highlight w:val="lightGray"/>
         </w:rPr>
-        <w:t>(GPT</w:t>
+        <w:t>From:</w:t>
       </w:r>
       <w:r>
         <w:rPr>
-          <w:rFonts w:ascii="Cambria Math" w:hAnsi="Cambria Math" w:cs="Cambria Math"/>
-          <w:b/>
-          <w:sz w:val="14"/>
-          <w:szCs w:val="14"/>
-          <w:shd w:val="clear" w:color="auto" w:fill="B7B7B7"/>
+          <w:rFonts w:ascii="Arial" w:eastAsia="Arial" w:hAnsi="Arial" w:cs="Arial"/>
+          <w:color w:val="000000"/>
+          <w:sz w:val="18"/>
+          <w:highlight w:val="lightGray"/>
+        </w:rPr>
+        <w:t xml:space="preserve"> [Chatgpt (GPT</w:t>
+      </w:r>
+      <w:r>
+        <w:rPr>
+          <w:rFonts w:ascii="Arial" w:eastAsia="Arial" w:hAnsi="Arial" w:cs="Cambria Math"/>
+          <w:color w:val="000000"/>
+          <w:sz w:val="18"/>
+          <w:highlight w:val="lightGray"/>
         </w:rPr>
         <w:t>‑</w:t>
       </w:r>
       <w:r>
         <w:rPr>
+          <w:rFonts w:ascii="Arial" w:eastAsia="Arial" w:hAnsi="Arial" w:cs="Arial"/>
+          <w:color w:val="000000"/>
+          <w:sz w:val="18"/>
+          <w:highlight w:val="lightGray"/>
+        </w:rPr>
+        <w:t xml:space="preserve">5 Mini)] </w:t>
+      </w:r>
+      <w:r>
+        <w:rPr>
+          <w:rFonts w:ascii="Arial" w:eastAsia="Arial" w:hAnsi="Arial" w:cs="Arial"/>
           <w:b/>
-          <w:sz w:val="14"/>
-          <w:szCs w:val="14"/>
-          <w:shd w:val="clear" w:color="auto" w:fill="B7B7B7"/>
+          <w:color w:val="000000"/>
+          <w:sz w:val="18"/>
+          <w:highlight w:val="lightGray"/>
         </w:rPr>
-        <w:t>5 Mini) at [8/15/2025]</w:t>
+        <w:t>on</w:t>
+      </w:r>
+      <w:r>
+        <w:rPr>
+          <w:rFonts w:ascii="Arial" w:eastAsia="Arial" w:hAnsi="Arial"/>
+          <w:sz w:val="18"/>
+          <w:highlight w:val="lightGray"/>
+        </w:rPr>
+        <w:t xml:space="preserve"> [8/15/2025]</w:t>
       </w:r>
     </w:p>
     <w:p>
@@ -96,7 +113,7 @@
           <w:noProof/>
         </w:rPr>
         <w:drawing>
-          <wp:inline distT="114300" distB="114300" distL="114300" distR="114300" wp14:anchorId="03FCEC3D" wp14:editId="18FF8B8C">
+          <wp:inline distT="114300" distB="114300" distL="114300" distR="114300" wp14:anchorId="6E348086" wp14:editId="6F337CFA">
             <wp:extent cx="5943600" cy="2844800"/>
             <wp:effectExtent l="0" t="0" r="0" b="0"/>
             <wp:docPr id="1" name="image1.png"/>
@@ -735,11 +752,12 @@
     </w:tbl>
     <w:p/>
     <w:p/>
+    <w:p/>
     <w:sectPr>
       <w:pgSz w:w="12240" w:h="15840"/>
       <w:pgMar w:top="1440" w:right="1440" w:bottom="1440" w:left="1440" w:header="720" w:footer="720" w:gutter="0"/>
-      <w:pgNumType w:start="1"/>
       <w:cols w:space="720"/>
+      <w:docGrid w:linePitch="360"/>
     </w:sectPr>
   </w:body>
 </w:document>
@@ -1145,18 +1163,6 @@
   <w:style w:type="paragraph" w:default="1" w:styleId="Normal">
     <w:name w:val="Normal"/>
     <w:qFormat/>
-    <w:rsid w:val="003C002F"/>
-    <w:pPr>
-      <w:spacing w:after="0" w:line="276" w:lineRule="auto"/>
-    </w:pPr>
-    <w:rPr>
-      <w:rFonts w:ascii="Arial" w:eastAsia="Arial" w:hAnsi="Arial" w:cs="Arial"/>
-      <w:kern w:val="0"/>
-      <w:sz w:val="22"/>
-      <w:szCs w:val="22"/>
-      <w:lang w:val="en"/>
-      <w14:ligatures w14:val="none"/>
-    </w:rPr>
   </w:style>
   <w:style w:type="paragraph" w:styleId="Heading1">
     <w:name w:val="heading 1"/>
@@ -1165,21 +1171,18 @@
     <w:link w:val="Heading1Char"/>
     <w:uiPriority w:val="9"/>
     <w:qFormat/>
-    <w:rsid w:val="008156BE"/>
+    <w:rsid w:val="00114B60"/>
     <w:pPr>
       <w:keepNext/>
       <w:keepLines/>
-      <w:spacing w:before="360" w:after="80" w:line="278" w:lineRule="auto"/>
+      <w:spacing w:before="360" w:after="80"/>
       <w:outlineLvl w:val="0"/>
     </w:pPr>
     <w:rPr>
       <w:rFonts w:asciiTheme="majorHAnsi" w:eastAsiaTheme="majorEastAsia" w:hAnsiTheme="majorHAnsi" w:cstheme="majorBidi"/>
       <w:color w:val="2F5496" w:themeColor="accent1" w:themeShade="BF"/>
-      <w:kern w:val="2"/>
       <w:sz w:val="40"/>
       <w:szCs w:val="40"/>
-      <w:lang w:val="en-US"/>
-      <w14:ligatures w14:val="standardContextual"/>
     </w:rPr>
   </w:style>
   <w:style w:type="paragraph" w:styleId="Heading2">
@@ -1188,23 +1191,21 @@
     <w:next w:val="Normal"/>
     <w:link w:val="Heading2Char"/>
     <w:uiPriority w:val="9"/>
+    <w:semiHidden/>
     <w:unhideWhenUsed/>
     <w:qFormat/>
-    <w:rsid w:val="008156BE"/>
+    <w:rsid w:val="00114B60"/>
     <w:pPr>
       <w:keepNext/>
       <w:keepLines/>
-      <w:spacing w:before="160" w:after="80" w:line="278" w:lineRule="auto"/>
+      <w:spacing w:before="160" w:after="80"/>
       <w:outlineLvl w:val="1"/>
     </w:pPr>
     <w:rPr>
       <w:rFonts w:asciiTheme="majorHAnsi" w:eastAsiaTheme="majorEastAsia" w:hAnsiTheme="majorHAnsi" w:cstheme="majorBidi"/>
       <w:color w:val="2F5496" w:themeColor="accent1" w:themeShade="BF"/>
-      <w:kern w:val="2"/>
       <w:sz w:val="32"/>
       <w:szCs w:val="32"/>
-      <w:lang w:val="en-US"/>
-      <w14:ligatures w14:val="standardContextual"/>
     </w:rPr>
   </w:style>
   <w:style w:type="paragraph" w:styleId="Heading3">
@@ -1216,21 +1217,18 @@
     <w:semiHidden/>
     <w:unhideWhenUsed/>
     <w:qFormat/>
-    <w:rsid w:val="008156BE"/>
+    <w:rsid w:val="00114B60"/>
     <w:pPr>
       <w:keepNext/>
       <w:keepLines/>
-      <w:spacing w:before="160" w:after="80" w:line="278" w:lineRule="auto"/>
+      <w:spacing w:before="160" w:after="80"/>
       <w:outlineLvl w:val="2"/>
     </w:pPr>
     <w:rPr>
-      <w:rFonts w:asciiTheme="minorHAnsi" w:eastAsiaTheme="majorEastAsia" w:hAnsiTheme="minorHAnsi" w:cstheme="majorBidi"/>
+      <w:rFonts w:eastAsiaTheme="majorEastAsia" w:cstheme="majorBidi"/>
       <w:color w:val="2F5496" w:themeColor="accent1" w:themeShade="BF"/>
-      <w:kern w:val="2"/>
       <w:sz w:val="28"/>
       <w:szCs w:val="28"/>
-      <w:lang w:val="en-US"/>
-      <w14:ligatures w14:val="standardContextual"/>
     </w:rPr>
   </w:style>
   <w:style w:type="paragraph" w:styleId="Heading4">
@@ -1242,23 +1240,18 @@
     <w:semiHidden/>
     <w:unhideWhenUsed/>
     <w:qFormat/>
-    <w:rsid w:val="008156BE"/>
+    <w:rsid w:val="00114B60"/>
     <w:pPr>
       <w:keepNext/>
       <w:keepLines/>
-      <w:spacing w:before="80" w:after="40" w:line="278" w:lineRule="auto"/>
+      <w:spacing w:before="80" w:after="40"/>
       <w:outlineLvl w:val="3"/>
     </w:pPr>
     <w:rPr>
-      <w:rFonts w:asciiTheme="minorHAnsi" w:eastAsiaTheme="majorEastAsia" w:hAnsiTheme="minorHAnsi" w:cstheme="majorBidi"/>
+      <w:rFonts w:eastAsiaTheme="majorEastAsia" w:cstheme="majorBidi"/>
       <w:i/>
       <w:iCs/>
       <w:color w:val="2F5496" w:themeColor="accent1" w:themeShade="BF"/>
-      <w:kern w:val="2"/>
-      <w:sz w:val="24"/>
-      <w:szCs w:val="24"/>
-      <w:lang w:val="en-US"/>
-      <w14:ligatures w14:val="standardContextual"/>
     </w:rPr>
   </w:style>
   <w:style w:type="paragraph" w:styleId="Heading5">
@@ -1270,21 +1263,16 @@
     <w:semiHidden/>
     <w:unhideWhenUsed/>
     <w:qFormat/>
-    <w:rsid w:val="008156BE"/>
+    <w:rsid w:val="00114B60"/>
     <w:pPr>
       <w:keepNext/>
       <w:keepLines/>
-      <w:spacing w:before="80" w:after="40" w:line="278" w:lineRule="auto"/>
+      <w:spacing w:before="80" w:after="40"/>
       <w:outlineLvl w:val="4"/>
     </w:pPr>
     <w:rPr>
-      <w:rFonts w:asciiTheme="minorHAnsi" w:eastAsiaTheme="majorEastAsia" w:hAnsiTheme="minorHAnsi" w:cstheme="majorBidi"/>
+      <w:rFonts w:eastAsiaTheme="majorEastAsia" w:cstheme="majorBidi"/>
       <w:color w:val="2F5496" w:themeColor="accent1" w:themeShade="BF"/>
-      <w:kern w:val="2"/>
-      <w:sz w:val="24"/>
-      <w:szCs w:val="24"/>
-      <w:lang w:val="en-US"/>
-      <w14:ligatures w14:val="standardContextual"/>
     </w:rPr>
   </w:style>
   <w:style w:type="paragraph" w:styleId="Heading6">
@@ -1296,23 +1284,18 @@
     <w:semiHidden/>
     <w:unhideWhenUsed/>
     <w:qFormat/>
-    <w:rsid w:val="008156BE"/>
+    <w:rsid w:val="00114B60"/>
     <w:pPr>
       <w:keepNext/>
       <w:keepLines/>
-      <w:spacing w:before="40" w:line="278" w:lineRule="auto"/>
+      <w:spacing w:before="40" w:after="0"/>
       <w:outlineLvl w:val="5"/>
     </w:pPr>
     <w:rPr>
-      <w:rFonts w:asciiTheme="minorHAnsi" w:eastAsiaTheme="majorEastAsia" w:hAnsiTheme="minorHAnsi" w:cstheme="majorBidi"/>
+      <w:rFonts w:eastAsiaTheme="majorEastAsia" w:cstheme="majorBidi"/>
       <w:i/>
       <w:iCs/>
       <w:color w:val="595959" w:themeColor="text1" w:themeTint="A6"/>
-      <w:kern w:val="2"/>
-      <w:sz w:val="24"/>
-      <w:szCs w:val="24"/>
-      <w:lang w:val="en-US"/>
-      <w14:ligatures w14:val="standardContextual"/>
     </w:rPr>
   </w:style>
   <w:style w:type="paragraph" w:styleId="Heading7">
@@ -1324,21 +1307,16 @@
     <w:semiHidden/>
     <w:unhideWhenUsed/>
     <w:qFormat/>
-    <w:rsid w:val="008156BE"/>
+    <w:rsid w:val="00114B60"/>
     <w:pPr>
       <w:keepNext/>
       <w:keepLines/>
-      <w:spacing w:before="40" w:line="278" w:lineRule="auto"/>
+      <w:spacing w:before="40" w:after="0"/>
       <w:outlineLvl w:val="6"/>
     </w:pPr>
     <w:rPr>
-      <w:rFonts w:asciiTheme="minorHAnsi" w:eastAsiaTheme="majorEastAsia" w:hAnsiTheme="minorHAnsi" w:cstheme="majorBidi"/>
+      <w:rFonts w:eastAsiaTheme="majorEastAsia" w:cstheme="majorBidi"/>
       <w:color w:val="595959" w:themeColor="text1" w:themeTint="A6"/>
-      <w:kern w:val="2"/>
-      <w:sz w:val="24"/>
-      <w:szCs w:val="24"/>
-      <w:lang w:val="en-US"/>
-      <w14:ligatures w14:val="standardContextual"/>
     </w:rPr>
   </w:style>
   <w:style w:type="paragraph" w:styleId="Heading8">
@@ -1350,23 +1328,18 @@
     <w:semiHidden/>
     <w:unhideWhenUsed/>
     <w:qFormat/>
-    <w:rsid w:val="008156BE"/>
+    <w:rsid w:val="00114B60"/>
     <w:pPr>
       <w:keepNext/>
       <w:keepLines/>
-      <w:spacing w:line="278" w:lineRule="auto"/>
+      <w:spacing w:after="0"/>
       <w:outlineLvl w:val="7"/>
     </w:pPr>
     <w:rPr>
-      <w:rFonts w:asciiTheme="minorHAnsi" w:eastAsiaTheme="majorEastAsia" w:hAnsiTheme="minorHAnsi" w:cstheme="majorBidi"/>
+      <w:rFonts w:eastAsiaTheme="majorEastAsia" w:cstheme="majorBidi"/>
       <w:i/>
       <w:iCs/>
       <w:color w:val="272727" w:themeColor="text1" w:themeTint="D8"/>
-      <w:kern w:val="2"/>
-      <w:sz w:val="24"/>
-      <w:szCs w:val="24"/>
-      <w:lang w:val="en-US"/>
-      <w14:ligatures w14:val="standardContextual"/>
     </w:rPr>
   </w:style>
   <w:style w:type="paragraph" w:styleId="Heading9">
@@ -1378,21 +1351,16 @@
     <w:semiHidden/>
     <w:unhideWhenUsed/>
     <w:qFormat/>
-    <w:rsid w:val="008156BE"/>
+    <w:rsid w:val="00114B60"/>
     <w:pPr>
       <w:keepNext/>
       <w:keepLines/>
-      <w:spacing w:line="278" w:lineRule="auto"/>
+      <w:spacing w:after="0"/>
       <w:outlineLvl w:val="8"/>
     </w:pPr>
     <w:rPr>
-      <w:rFonts w:asciiTheme="minorHAnsi" w:eastAsiaTheme="majorEastAsia" w:hAnsiTheme="minorHAnsi" w:cstheme="majorBidi"/>
+      <w:rFonts w:eastAsiaTheme="majorEastAsia" w:cstheme="majorBidi"/>
       <w:color w:val="272727" w:themeColor="text1" w:themeTint="D8"/>
-      <w:kern w:val="2"/>
-      <w:sz w:val="24"/>
-      <w:szCs w:val="24"/>
-      <w:lang w:val="en-US"/>
-      <w14:ligatures w14:val="standardContextual"/>
     </w:rPr>
   </w:style>
   <w:style w:type="character" w:default="1" w:styleId="DefaultParagraphFont">
@@ -1427,7 +1395,7 @@
     <w:basedOn w:val="DefaultParagraphFont"/>
     <w:link w:val="Heading1"/>
     <w:uiPriority w:val="9"/>
-    <w:rsid w:val="008156BE"/>
+    <w:rsid w:val="00114B60"/>
     <w:rPr>
       <w:rFonts w:asciiTheme="majorHAnsi" w:eastAsiaTheme="majorEastAsia" w:hAnsiTheme="majorHAnsi" w:cstheme="majorBidi"/>
       <w:color w:val="2F5496" w:themeColor="accent1" w:themeShade="BF"/>
@@ -1440,7 +1408,8 @@
     <w:basedOn w:val="DefaultParagraphFont"/>
     <w:link w:val="Heading2"/>
     <w:uiPriority w:val="9"/>
-    <w:rsid w:val="008156BE"/>
+    <w:semiHidden/>
+    <w:rsid w:val="00114B60"/>
     <w:rPr>
       <w:rFonts w:asciiTheme="majorHAnsi" w:eastAsiaTheme="majorEastAsia" w:hAnsiTheme="majorHAnsi" w:cstheme="majorBidi"/>
       <w:color w:val="2F5496" w:themeColor="accent1" w:themeShade="BF"/>
@@ -1454,7 +1423,7 @@
     <w:link w:val="Heading3"/>
     <w:uiPriority w:val="9"/>
     <w:semiHidden/>
-    <w:rsid w:val="008156BE"/>
+    <w:rsid w:val="00114B60"/>
     <w:rPr>
       <w:rFonts w:eastAsiaTheme="majorEastAsia" w:cstheme="majorBidi"/>
       <w:color w:val="2F5496" w:themeColor="accent1" w:themeShade="BF"/>
@@ -1468,7 +1437,7 @@
     <w:link w:val="Heading4"/>
     <w:uiPriority w:val="9"/>
     <w:semiHidden/>
-    <w:rsid w:val="008156BE"/>
+    <w:rsid w:val="00114B60"/>
     <w:rPr>
       <w:rFonts w:eastAsiaTheme="majorEastAsia" w:cstheme="majorBidi"/>
       <w:i/>
@@ -1482,7 +1451,7 @@
     <w:link w:val="Heading5"/>
     <w:uiPriority w:val="9"/>
     <w:semiHidden/>
-    <w:rsid w:val="008156BE"/>
+    <w:rsid w:val="00114B60"/>
     <w:rPr>
       <w:rFonts w:eastAsiaTheme="majorEastAsia" w:cstheme="majorBidi"/>
       <w:color w:val="2F5496" w:themeColor="accent1" w:themeShade="BF"/>
@@ -1494,7 +1463,7 @@
     <w:link w:val="Heading6"/>
     <w:uiPriority w:val="9"/>
     <w:semiHidden/>
-    <w:rsid w:val="008156BE"/>
+    <w:rsid w:val="00114B60"/>
     <w:rPr>
       <w:rFonts w:eastAsiaTheme="majorEastAsia" w:cstheme="majorBidi"/>
       <w:i/>
@@ -1508,7 +1477,7 @@
     <w:link w:val="Heading7"/>
     <w:uiPriority w:val="9"/>
     <w:semiHidden/>
-    <w:rsid w:val="008156BE"/>
+    <w:rsid w:val="00114B60"/>
     <w:rPr>
       <w:rFonts w:eastAsiaTheme="majorEastAsia" w:cstheme="majorBidi"/>
       <w:color w:val="595959" w:themeColor="text1" w:themeTint="A6"/>
@@ -1520,7 +1489,7 @@
     <w:link w:val="Heading8"/>
     <w:uiPriority w:val="9"/>
     <w:semiHidden/>
-    <w:rsid w:val="008156BE"/>
+    <w:rsid w:val="00114B60"/>
     <w:rPr>
       <w:rFonts w:eastAsiaTheme="majorEastAsia" w:cstheme="majorBidi"/>
       <w:i/>
@@ -1534,7 +1503,7 @@
     <w:link w:val="Heading9"/>
     <w:uiPriority w:val="9"/>
     <w:semiHidden/>
-    <w:rsid w:val="008156BE"/>
+    <w:rsid w:val="00114B60"/>
     <w:rPr>
       <w:rFonts w:eastAsiaTheme="majorEastAsia" w:cstheme="majorBidi"/>
       <w:color w:val="272727" w:themeColor="text1" w:themeTint="D8"/>
@@ -1547,7 +1516,7 @@
     <w:link w:val="TitleChar"/>
     <w:uiPriority w:val="10"/>
     <w:qFormat/>
-    <w:rsid w:val="008156BE"/>
+    <w:rsid w:val="00114B60"/>
     <w:pPr>
       <w:spacing w:after="80" w:line="240" w:lineRule="auto"/>
       <w:contextualSpacing/>
@@ -1558,8 +1527,6 @@
       <w:kern w:val="28"/>
       <w:sz w:val="56"/>
       <w:szCs w:val="56"/>
-      <w:lang w:val="en-US"/>
-      <w14:ligatures w14:val="standardContextual"/>
     </w:rPr>
   </w:style>
   <w:style w:type="character" w:customStyle="1" w:styleId="TitleChar">
@@ -1567,7 +1534,7 @@
     <w:basedOn w:val="DefaultParagraphFont"/>
     <w:link w:val="Title"/>
     <w:uiPriority w:val="10"/>
-    <w:rsid w:val="008156BE"/>
+    <w:rsid w:val="00114B60"/>
     <w:rPr>
       <w:rFonts w:asciiTheme="majorHAnsi" w:eastAsiaTheme="majorEastAsia" w:hAnsiTheme="majorHAnsi" w:cstheme="majorBidi"/>
       <w:spacing w:val="-10"/>
@@ -1583,22 +1550,18 @@
     <w:link w:val="SubtitleChar"/>
     <w:uiPriority w:val="11"/>
     <w:qFormat/>
-    <w:rsid w:val="008156BE"/>
+    <w:rsid w:val="00114B60"/>
     <w:pPr>
       <w:numPr>
         <w:ilvl w:val="1"/>
       </w:numPr>
-      <w:spacing w:after="160" w:line="278" w:lineRule="auto"/>
     </w:pPr>
     <w:rPr>
-      <w:rFonts w:asciiTheme="minorHAnsi" w:eastAsiaTheme="majorEastAsia" w:hAnsiTheme="minorHAnsi" w:cstheme="majorBidi"/>
+      <w:rFonts w:eastAsiaTheme="majorEastAsia" w:cstheme="majorBidi"/>
       <w:color w:val="595959" w:themeColor="text1" w:themeTint="A6"/>
       <w:spacing w:val="15"/>
-      <w:kern w:val="2"/>
       <w:sz w:val="28"/>
       <w:szCs w:val="28"/>
-      <w:lang w:val="en-US"/>
-      <w14:ligatures w14:val="standardContextual"/>
     </w:rPr>
   </w:style>
   <w:style w:type="character" w:customStyle="1" w:styleId="SubtitleChar">
@@ -1606,7 +1569,7 @@
     <w:basedOn w:val="DefaultParagraphFont"/>
     <w:link w:val="Subtitle"/>
     <w:uiPriority w:val="11"/>
-    <w:rsid w:val="008156BE"/>
+    <w:rsid w:val="00114B60"/>
     <w:rPr>
       <w:rFonts w:eastAsiaTheme="majorEastAsia" w:cstheme="majorBidi"/>
       <w:color w:val="595959" w:themeColor="text1" w:themeTint="A6"/>
@@ -1622,21 +1585,15 @@
     <w:link w:val="QuoteChar"/>
     <w:uiPriority w:val="29"/>
     <w:qFormat/>
-    <w:rsid w:val="008156BE"/>
+    <w:rsid w:val="00114B60"/>
     <w:pPr>
-      <w:spacing w:before="160" w:after="160" w:line="278" w:lineRule="auto"/>
+      <w:spacing w:before="160"/>
       <w:jc w:val="center"/>
     </w:pPr>
     <w:rPr>
-      <w:rFonts w:asciiTheme="minorHAnsi" w:eastAsiaTheme="minorHAnsi" w:hAnsiTheme="minorHAnsi" w:cstheme="minorBidi"/>
       <w:i/>
       <w:iCs/>
       <w:color w:val="404040" w:themeColor="text1" w:themeTint="BF"/>
-      <w:kern w:val="2"/>
-      <w:sz w:val="24"/>
-      <w:szCs w:val="24"/>
-      <w:lang w:val="en-US"/>
-      <w14:ligatures w14:val="standardContextual"/>
     </w:rPr>
   </w:style>
   <w:style w:type="character" w:customStyle="1" w:styleId="QuoteChar">
@@ -1644,7 +1601,7 @@
     <w:basedOn w:val="DefaultParagraphFont"/>
     <w:link w:val="Quote"/>
     <w:uiPriority w:val="29"/>
-    <w:rsid w:val="008156BE"/>
+    <w:rsid w:val="00114B60"/>
     <w:rPr>
       <w:i/>
       <w:iCs/>
@@ -1656,27 +1613,18 @@
     <w:basedOn w:val="Normal"/>
     <w:uiPriority w:val="34"/>
     <w:qFormat/>
-    <w:rsid w:val="008156BE"/>
+    <w:rsid w:val="00114B60"/>
     <w:pPr>
-      <w:spacing w:after="160" w:line="278" w:lineRule="auto"/>
       <w:ind w:left="720"/>
       <w:contextualSpacing/>
     </w:pPr>
-    <w:rPr>
-      <w:rFonts w:asciiTheme="minorHAnsi" w:eastAsiaTheme="minorHAnsi" w:hAnsiTheme="minorHAnsi" w:cstheme="minorBidi"/>
-      <w:kern w:val="2"/>
-      <w:sz w:val="24"/>
-      <w:szCs w:val="24"/>
-      <w:lang w:val="en-US"/>
-      <w14:ligatures w14:val="standardContextual"/>
-    </w:rPr>
   </w:style>
   <w:style w:type="character" w:styleId="IntenseEmphasis">
     <w:name w:val="Intense Emphasis"/>
     <w:basedOn w:val="DefaultParagraphFont"/>
     <w:uiPriority w:val="21"/>
     <w:qFormat/>
-    <w:rsid w:val="008156BE"/>
+    <w:rsid w:val="00114B60"/>
     <w:rPr>
       <w:i/>
       <w:iCs/>
@@ -1690,26 +1638,20 @@
     <w:link w:val="IntenseQuoteChar"/>
     <w:uiPriority w:val="30"/>
     <w:qFormat/>
-    <w:rsid w:val="008156BE"/>
+    <w:rsid w:val="00114B60"/>
     <w:pPr>
       <w:pBdr>
         <w:top w:val="single" w:sz="4" w:space="10" w:color="2F5496" w:themeColor="accent1" w:themeShade="BF"/>
         <w:bottom w:val="single" w:sz="4" w:space="10" w:color="2F5496" w:themeColor="accent1" w:themeShade="BF"/>
       </w:pBdr>
-      <w:spacing w:before="360" w:after="360" w:line="278" w:lineRule="auto"/>
+      <w:spacing w:before="360" w:after="360"/>
       <w:ind w:left="864" w:right="864"/>
       <w:jc w:val="center"/>
     </w:pPr>
     <w:rPr>
-      <w:rFonts w:asciiTheme="minorHAnsi" w:eastAsiaTheme="minorHAnsi" w:hAnsiTheme="minorHAnsi" w:cstheme="minorBidi"/>
       <w:i/>
       <w:iCs/>
       <w:color w:val="2F5496" w:themeColor="accent1" w:themeShade="BF"/>
-      <w:kern w:val="2"/>
-      <w:sz w:val="24"/>
-      <w:szCs w:val="24"/>
-      <w:lang w:val="en-US"/>
-      <w14:ligatures w14:val="standardContextual"/>
     </w:rPr>
   </w:style>
   <w:style w:type="character" w:customStyle="1" w:styleId="IntenseQuoteChar">
@@ -1717,7 +1659,7 @@
     <w:basedOn w:val="DefaultParagraphFont"/>
     <w:link w:val="IntenseQuote"/>
     <w:uiPriority w:val="30"/>
-    <w:rsid w:val="008156BE"/>
+    <w:rsid w:val="00114B60"/>
     <w:rPr>
       <w:i/>
       <w:iCs/>
@@ -1729,7 +1671,7 @@
     <w:basedOn w:val="DefaultParagraphFont"/>
     <w:uiPriority w:val="32"/>
     <w:qFormat/>
-    <w:rsid w:val="008156BE"/>
+    <w:rsid w:val="00114B60"/>
     <w:rPr>
       <w:b/>
       <w:bCs/>
